--- a/E - 通识+专业课程资料/第5学期-微机原理与接口技术/汇编练习/汇编读程编程.docx
+++ b/E - 通识+专业课程资料/第5学期-微机原理与接口技术/汇编练习/汇编读程编程.docx
@@ -1,6 +1,6 @@
 
 <file path=word/document.xml><?xml version="1.0" encoding="utf-8"?>
-<w:document xmlns:wpc="http://schemas.microsoft.com/office/word/2010/wordprocessingCanvas" xmlns:cx="http://schemas.microsoft.com/office/drawing/2014/chartex" xmlns:cx1="http://schemas.microsoft.com/office/drawing/2015/9/8/chartex" xmlns:cx2="http://schemas.microsoft.com/office/drawing/2015/10/21/chartex" xmlns:cx3="http://schemas.microsoft.com/office/drawing/2016/5/9/chartex" xmlns:cx4="http://schemas.microsoft.com/office/drawing/2016/5/10/chartex" xmlns:cx5="http://schemas.microsoft.com/office/drawing/2016/5/11/chartex" xmlns:cx6="http://schemas.microsoft.com/office/drawing/2016/5/12/chartex" xmlns:cx7="http://schemas.microsoft.com/office/drawing/2016/5/13/chartex" xmlns:cx8="http://schemas.microsoft.com/office/drawing/2016/5/14/chartex" xmlns:mc="http://schemas.openxmlformats.org/markup-compatibility/2006" xmlns:aink="http://schemas.microsoft.com/office/drawing/2016/ink" xmlns:am3d="http://schemas.microsoft.com/office/drawing/2017/model3d" xmlns:o="urn:schemas-microsoft-com:office:office" xmlns:oel="http://schemas.microsoft.com/office/2019/extlst" xmlns:r="http://schemas.openxmlformats.org/officeDocument/2006/relationships" xmlns:m="http://schemas.openxmlformats.org/officeDocument/2006/math" xmlns:v="urn:schemas-microsoft-com:vml" xmlns:wp14="http://schemas.microsoft.com/office/word/2010/wordprocessingDrawing" xmlns:wp="http://schemas.openxmlformats.org/drawingml/2006/wordprocessingDrawing" xmlns:w10="urn:schemas-microsoft-com:office:word" xmlns:w="http://schemas.openxmlformats.org/wordprocessingml/2006/main" xmlns:w14="http://schemas.microsoft.com/office/word/2010/wordml" xmlns:w15="http://schemas.microsoft.com/office/word/2012/wordml" xmlns:w16cex="http://schemas.microsoft.com/office/word/2018/wordml/cex" xmlns:w16cid="http://schemas.microsoft.com/office/word/2016/wordml/cid" xmlns:w16="http://schemas.microsoft.com/office/word/2018/wordml" xmlns:w16sdtdh="http://schemas.microsoft.com/office/word/2020/wordml/sdtdatahash" xmlns:w16se="http://schemas.microsoft.com/office/word/2015/wordml/symex" xmlns:wpg="http://schemas.microsoft.com/office/word/2010/wordprocessingGroup" xmlns:wpi="http://schemas.microsoft.com/office/word/2010/wordprocessingInk" xmlns:wne="http://schemas.microsoft.com/office/word/2006/wordml" xmlns:wps="http://schemas.microsoft.com/office/word/2010/wordprocessingShape" mc:Ignorable="w14 w15 w16se w16cid w16 w16cex w16sdtdh wp14">
+<w:document xmlns:wpc="http://schemas.microsoft.com/office/word/2010/wordprocessingCanvas" xmlns:cx="http://schemas.microsoft.com/office/drawing/2014/chartex" xmlns:cx1="http://schemas.microsoft.com/office/drawing/2015/9/8/chartex" xmlns:cx2="http://schemas.microsoft.com/office/drawing/2015/10/21/chartex" xmlns:cx3="http://schemas.microsoft.com/office/drawing/2016/5/9/chartex" xmlns:cx4="http://schemas.microsoft.com/office/drawing/2016/5/10/chartex" xmlns:cx5="http://schemas.microsoft.com/office/drawing/2016/5/11/chartex" xmlns:cx6="http://schemas.microsoft.com/office/drawing/2016/5/12/chartex" xmlns:cx7="http://schemas.microsoft.com/office/drawing/2016/5/13/chartex" xmlns:cx8="http://schemas.microsoft.com/office/drawing/2016/5/14/chartex" xmlns:mc="http://schemas.openxmlformats.org/markup-compatibility/2006" xmlns:aink="http://schemas.microsoft.com/office/drawing/2016/ink" xmlns:am3d="http://schemas.microsoft.com/office/drawing/2017/model3d" xmlns:o="urn:schemas-microsoft-com:office:office" xmlns:r="http://schemas.openxmlformats.org/officeDocument/2006/relationships" xmlns:m="http://schemas.openxmlformats.org/officeDocument/2006/math" xmlns:v="urn:schemas-microsoft-com:vml" xmlns:wp14="http://schemas.microsoft.com/office/word/2010/wordprocessingDrawing" xmlns:wp="http://schemas.openxmlformats.org/drawingml/2006/wordprocessingDrawing" xmlns:w10="urn:schemas-microsoft-com:office:word" xmlns:w="http://schemas.openxmlformats.org/wordprocessingml/2006/main" xmlns:w14="http://schemas.microsoft.com/office/word/2010/wordml" xmlns:w15="http://schemas.microsoft.com/office/word/2012/wordml" xmlns:w16cex="http://schemas.microsoft.com/office/word/2018/wordml/cex" xmlns:w16cid="http://schemas.microsoft.com/office/word/2016/wordml/cid" xmlns:w16="http://schemas.microsoft.com/office/word/2018/wordml" xmlns:w16sdtdh="http://schemas.microsoft.com/office/word/2020/wordml/sdtdatahash" xmlns:w16se="http://schemas.microsoft.com/office/word/2015/wordml/symex" xmlns:wpg="http://schemas.microsoft.com/office/word/2010/wordprocessingGroup" xmlns:wpi="http://schemas.microsoft.com/office/word/2010/wordprocessingInk" xmlns:wne="http://schemas.microsoft.com/office/word/2006/wordml" xmlns:wps="http://schemas.microsoft.com/office/word/2010/wordprocessingShape" mc:Ignorable="w14 w15 w16se w16cid w16 w16cex w16sdtdh wp14">
   <w:body>
     <w:p>
       <w:r>
@@ -38,6 +38,22 @@
       </w:r>
     </w:p>
     <w:p/>
+    <w:p/>
+    <w:p/>
+    <w:p>
+      <w:pPr>
+        <w:rPr>
+          <w:rFonts w:hint="eastAsia"/>
+        </w:rPr>
+      </w:pPr>
+    </w:p>
+    <w:p>
+      <w:pPr>
+        <w:rPr>
+          <w:rFonts w:hint="eastAsia"/>
+        </w:rPr>
+      </w:pPr>
+    </w:p>
     <w:p>
       <w:r>
         <w:rPr>
@@ -50,10 +66,11 @@
       <w:r>
         <w:rPr>
           <w:rFonts w:hint="eastAsia"/>
+          <w:noProof/>
         </w:rPr>
         <w:drawing>
-          <wp:inline distT="0" distB="0" distL="0" distR="0" wp14:anchorId="14144141" wp14:editId="134432CD">
-            <wp:extent cx="3450566" cy="3932966"/>
+          <wp:inline distT="0" distB="0" distL="0" distR="0" wp14:anchorId="14144141" wp14:editId="73446FE1">
+            <wp:extent cx="2903576" cy="3309505"/>
             <wp:effectExtent l="0" t="0" r="0" b="0"/>
             <wp:docPr id="2000679476" name="图片 1"/>
             <wp:cNvGraphicFramePr>
@@ -82,7 +99,7 @@
                   <pic:spPr bwMode="auto">
                     <a:xfrm>
                       <a:off x="0" y="0"/>
-                      <a:ext cx="3484449" cy="3971586"/>
+                      <a:ext cx="2937233" cy="3347867"/>
                     </a:xfrm>
                     <a:prstGeom prst="rect">
                       <a:avLst/>
@@ -121,6 +138,23 @@
         <w:t>位整数的加减乘除运算？</w:t>
       </w:r>
     </w:p>
+    <w:p/>
+    <w:p/>
+    <w:p/>
+    <w:p>
+      <w:pPr>
+        <w:rPr>
+          <w:rFonts w:hint="eastAsia"/>
+        </w:rPr>
+      </w:pPr>
+    </w:p>
+    <w:p>
+      <w:pPr>
+        <w:rPr>
+          <w:rFonts w:hint="eastAsia"/>
+        </w:rPr>
+      </w:pPr>
+    </w:p>
     <w:p>
       <w:r>
         <w:rPr>
@@ -129,18 +163,41 @@
         <w:t>4、如何求补码表示的有符号整数的绝对值？</w:t>
       </w:r>
     </w:p>
+    <w:p/>
+    <w:p/>
+    <w:p/>
     <w:p>
       <w:pPr>
         <w:rPr>
           <w:rFonts w:hint="eastAsia"/>
         </w:rPr>
       </w:pPr>
+    </w:p>
+    <w:p>
+      <w:pPr>
+        <w:rPr>
+          <w:rFonts w:hint="eastAsia"/>
+        </w:rPr>
+      </w:pPr>
+    </w:p>
+    <w:p>
       <w:r>
         <w:rPr>
           <w:rFonts w:hint="eastAsia"/>
         </w:rPr>
         <w:t>5、如何实现BCD码的减法？</w:t>
       </w:r>
+    </w:p>
+    <w:p/>
+    <w:p/>
+    <w:p/>
+    <w:p/>
+    <w:p>
+      <w:pPr>
+        <w:rPr>
+          <w:rFonts w:hint="eastAsia"/>
+        </w:rPr>
+      </w:pPr>
     </w:p>
     <w:sectPr>
       <w:pgSz w:w="11906" w:h="16838"/>
